--- a/EXCEL_PRINTING_FORMAT (1).docx
+++ b/EXCEL_PRINTING_FORMAT (1).docx
@@ -1,6 +1,6 @@
 
 <file path=word/document.xml><?xml version="1.0" encoding="utf-8"?>
-<w:document xmlns:wpc="http://schemas.microsoft.com/office/word/2010/wordprocessingCanvas" xmlns:cx="http://schemas.microsoft.com/office/drawing/2014/chartex" xmlns:cx1="http://schemas.microsoft.com/office/drawing/2015/9/8/chartex" xmlns:cx2="http://schemas.microsoft.com/office/drawing/2015/10/21/chartex" xmlns:cx3="http://schemas.microsoft.com/office/drawing/2016/5/9/chartex" xmlns:cx4="http://schemas.microsoft.com/office/drawing/2016/5/10/chartex" xmlns:cx5="http://schemas.microsoft.com/office/drawing/2016/5/11/chartex" xmlns:cx6="http://schemas.microsoft.com/office/drawing/2016/5/12/chartex" xmlns:cx7="http://schemas.microsoft.com/office/drawing/2016/5/13/chartex" xmlns:cx8="http://schemas.microsoft.com/office/drawing/2016/5/14/chartex" xmlns:mc="http://schemas.openxmlformats.org/markup-compatibility/2006" xmlns:aink="http://schemas.microsoft.com/office/drawing/2016/ink" xmlns:am3d="http://schemas.microsoft.com/office/drawing/2017/model3d" xmlns:o="urn:schemas-microsoft-com:office:office" xmlns:oel="http://schemas.microsoft.com/office/2019/extlst" xmlns:r="http://schemas.openxmlformats.org/officeDocument/2006/relationships" xmlns:m="http://schemas.openxmlformats.org/officeDocument/2006/math" xmlns:v="urn:schemas-microsoft-com:vml" xmlns:wp14="http://schemas.microsoft.com/office/word/2010/wordprocessingDrawing" xmlns:wp="http://schemas.openxmlformats.org/drawingml/2006/wordprocessingDrawing" xmlns:w10="urn:schemas-microsoft-com:office:word" xmlns:w="http://schemas.openxmlformats.org/wordprocessingml/2006/main" xmlns:w14="http://schemas.microsoft.com/office/word/2010/wordml" xmlns:w15="http://schemas.microsoft.com/office/word/2012/wordml" xmlns:w16cex="http://schemas.microsoft.com/office/word/2018/wordml/cex" xmlns:w16cid="http://schemas.microsoft.com/office/word/2016/wordml/cid" xmlns:w16="http://schemas.microsoft.com/office/word/2018/wordml" xmlns:w16du="http://schemas.microsoft.com/office/word/2023/wordml/word16du" xmlns:w16sdtdh="http://schemas.microsoft.com/office/word/2020/wordml/sdtdatahash" xmlns:w16sdtfl="http://schemas.microsoft.com/office/word/2024/wordml/sdtformatlock" xmlns:w16se="http://schemas.microsoft.com/office/word/2015/wordml/symex" xmlns:wpg="http://schemas.microsoft.com/office/word/2010/wordprocessingGroup" xmlns:wpi="http://schemas.microsoft.com/office/word/2010/wordprocessingInk" xmlns:wne="http://schemas.microsoft.com/office/word/2006/wordml" xmlns:wps="http://schemas.microsoft.com/office/word/2010/wordprocessingShape" mc:Ignorable="w14 w15 w16se w16cid w16 w16cex w16sdtdh w16sdtfl w16du wp14">
+<w:document xmlns:wpc="http://schemas.microsoft.com/office/word/2010/wordprocessingCanvas" xmlns:cx="http://schemas.microsoft.com/office/drawing/2014/chartex" xmlns:cx1="http://schemas.microsoft.com/office/drawing/2015/9/8/chartex" xmlns:cx2="http://schemas.microsoft.com/office/drawing/2015/10/21/chartex" xmlns:cx3="http://schemas.microsoft.com/office/drawing/2016/5/9/chartex" xmlns:cx4="http://schemas.microsoft.com/office/drawing/2016/5/10/chartex" xmlns:cx5="http://schemas.microsoft.com/office/drawing/2016/5/11/chartex" xmlns:cx6="http://schemas.microsoft.com/office/drawing/2016/5/12/chartex" xmlns:cx7="http://schemas.microsoft.com/office/drawing/2016/5/13/chartex" xmlns:cx8="http://schemas.microsoft.com/office/drawing/2016/5/14/chartex" xmlns:mc="http://schemas.openxmlformats.org/markup-compatibility/2006" xmlns:aink="http://schemas.microsoft.com/office/drawing/2016/ink" xmlns:am3d="http://schemas.microsoft.com/office/drawing/2017/model3d" xmlns:o="urn:schemas-microsoft-com:office:office" xmlns:oel="http://schemas.microsoft.com/office/2019/extlst" xmlns:r="http://schemas.openxmlformats.org/officeDocument/2006/relationships" xmlns:m="http://schemas.openxmlformats.org/officeDocument/2006/math" xmlns:v="urn:schemas-microsoft-com:vml" xmlns:wp14="http://schemas.microsoft.com/office/word/2010/wordprocessingDrawing" xmlns:wp="http://schemas.openxmlformats.org/drawingml/2006/wordprocessingDrawing" xmlns:w10="urn:schemas-microsoft-com:office:word" xmlns:w="http://schemas.openxmlformats.org/wordprocessingml/2006/main" xmlns:w14="http://schemas.microsoft.com/office/word/2010/wordml" xmlns:w15="http://schemas.microsoft.com/office/word/2012/wordml" xmlns:w16cex="http://schemas.microsoft.com/office/word/2018/wordml/cex" xmlns:w16cid="http://schemas.microsoft.com/office/word/2016/wordml/cid" xmlns:w16="http://schemas.microsoft.com/office/word/2018/wordml" xmlns:w16du="http://schemas.microsoft.com/office/word/2023/wordml/word16du" xmlns:w16sdtdh="http://schemas.microsoft.com/office/word/2020/wordml/sdtdatahash" xmlns:w16sdtfl="http://schemas.microsoft.com/office/word/2024/wordml/sdtformatlock" xmlns:w16se="http://schemas.microsoft.com/office/word/2015/wordml/symex" xmlns:wpg="http://schemas.microsoft.com/office/word/2010/wordprocessingGroup" xmlns:wpi="http://schemas.microsoft.com/office/word/2010/wordprocessingInk" xmlns:wne="http://schemas.microsoft.com/office/word/2006/wordml" xmlns:wps="http://schemas.microsoft.com/office/word/2010/wordprocessingShape" xmlns:a="http://schemas.openxmlformats.org/drawingml/2006/main" xmlns:pic="http://schemas.openxmlformats.org/drawingml/2006/picture" xmlns:a14="http://schemas.microsoft.com/office/drawing/2010/main" xmlns:a16="http://schemas.microsoft.com/office/drawing/2014/main" xmlns:c="http://schemas.openxmlformats.org/drawingml/2006/chart" mc:Ignorable="w14 w15 w16se w16cid w16 w16cex w16sdtdh w16sdtfl w16du wp14">
   <w:body>
     <w:p>
       <w:pPr>
@@ -9,6 +9,16 @@
           <w:rFonts w:cs="Calibri"/>
           <w:color w:val="000000"/>
           <w:kern w:val="0"/>
+          <w:lang w:val="en-GB"/>
+        </w:rPr>
+      </w:pPr>
+    </w:p>
+    <w:p>
+      <w:pPr>
+        <w:spacing w:after="0" w:line="240" w:lineRule="auto"/>
+        <w:rPr>
+          <w:rFonts w:cs="Calibri"/>
+          <w:color w:val="000000" w:themeColor="text1" w:themeTint="FF" w:themeShade="FF"/>
           <w:lang w:val="en-GB"/>
         </w:rPr>
       </w:pPr>
@@ -3475,14 +3485,211 @@
         </w:rPr>
       </w:pPr>
     </w:p>
+    <w:p>
+      <w:pPr>
+        <w:pStyle w:val="Default"/>
+        <w:jc w:val="both"/>
+        <w:rPr>
+          <w:rFonts w:ascii="Arial Nova" w:hAnsi="Arial Nova"/>
+          <w:lang w:val="en-GB"/>
+        </w:rPr>
+      </w:pPr>
+    </w:p>
+    <w:p>
+      <w:pPr>
+        <w:pStyle w:val="Default"/>
+        <w:jc w:val="both"/>
+        <w:rPr>
+          <w:rFonts w:ascii="Arial Nova" w:hAnsi="Arial Nova"/>
+          <w:lang w:val="en-GB"/>
+        </w:rPr>
+      </w:pPr>
+    </w:p>
+    <w:p>
+      <w:pPr>
+        <w:pStyle w:val="Default"/>
+        <w:jc w:val="both"/>
+        <w:rPr>
+          <w:rFonts w:ascii="Arial Nova" w:hAnsi="Arial Nova"/>
+          <w:lang w:val="en-GB"/>
+        </w:rPr>
+      </w:pPr>
+    </w:p>
+    <w:p>
+      <w:pPr>
+        <w:pStyle w:val="Default"/>
+        <w:jc w:val="both"/>
+        <w:rPr>
+          <w:rFonts w:ascii="Arial Nova" w:hAnsi="Arial Nova"/>
+          <w:lang w:val="en-GB"/>
+        </w:rPr>
+      </w:pPr>
+    </w:p>
+    <w:p>
+      <w:pPr>
+        <w:pStyle w:val="Default"/>
+        <w:jc w:val="both"/>
+      </w:pPr>
+      <w:hyperlink r:id="R37e113f7e16f4671">
+        <w:r>
+          <w:rPr>
+            <w:rStyle w:val="Hyperlink"/>
+            <w:lang w:val="en-GB"/>
+          </w:rPr>
+          <w:t>https://1drv.ms/p/c/5962bf7254495d24/IQDZUjK3OZiyT5KF45k0P6hlAc_Lg08b4bu50VocXum7qOo?e=fNS7ZB</w:t>
+        </w:r>
+      </w:hyperlink>
+    </w:p>
+    <w:p>
+      <w:pPr>
+        <w:pStyle w:val="Default"/>
+        <w:jc w:val="both"/>
+        <w:rPr>
+          <w:rFonts w:ascii="Arial Nova" w:hAnsi="Arial Nova"/>
+          <w:lang w:val="en-GB"/>
+        </w:rPr>
+      </w:pPr>
+    </w:p>
+    <w:p>
+      <w:pPr>
+        <w:pStyle w:val="Default"/>
+        <w:jc w:val="both"/>
+        <w:rPr>
+          <w:rFonts w:ascii="Arial Nova" w:hAnsi="Arial Nova"/>
+          <w:lang w:val="en-GB"/>
+        </w:rPr>
+      </w:pPr>
+    </w:p>
+    <w:p>
+      <w:pPr>
+        <w:pStyle w:val="Default"/>
+        <w:jc w:val="both"/>
+        <w:rPr>
+          <w:rFonts w:ascii="Arial Nova" w:hAnsi="Arial Nova"/>
+          <w:lang w:val="en-GB"/>
+        </w:rPr>
+      </w:pPr>
+    </w:p>
+    <w:p>
+      <w:pPr>
+        <w:pStyle w:val="Default"/>
+        <w:jc w:val="both"/>
+        <w:rPr>
+          <w:rFonts w:ascii="Arial Nova" w:hAnsi="Arial Nova"/>
+          <w:lang w:val="en-GB"/>
+        </w:rPr>
+      </w:pPr>
+    </w:p>
+    <w:p>
+      <w:pPr>
+        <w:pStyle w:val="Default"/>
+        <w:jc w:val="both"/>
+        <w:rPr>
+          <w:rFonts w:ascii="Arial Nova" w:hAnsi="Arial Nova"/>
+          <w:lang w:val="en-GB"/>
+        </w:rPr>
+      </w:pPr>
+    </w:p>
+    <w:p>
+      <w:pPr>
+        <w:pStyle w:val="Default"/>
+        <w:jc w:val="both"/>
+      </w:pPr>
+      <w:r>
+        <w:drawing>
+          <wp:inline wp14:editId="4F83D012" wp14:anchorId="7FBAD08B">
+            <wp:extent cx="5724525" cy="3267075"/>
+            <wp:effectExtent l="0" t="0" r="0" b="0"/>
+            <wp:docPr id="136199011" name="drawing"/>
+            <wp:cNvGraphicFramePr>
+              <a:graphicFrameLocks noChangeAspect="1"/>
+            </wp:cNvGraphicFramePr>
+            <a:graphic>
+              <a:graphicData xmlns:a="http://schemas.openxmlformats.org/drawingml/2006/main" uri="http://schemas.openxmlformats.org/drawingml/2006/picture">
+                <pic:pic xmlns:pic="http://schemas.openxmlformats.org/drawingml/2006/picture">
+                  <pic:nvPicPr>
+                    <pic:cNvPr id="136199011" name="Picture 136199011"/>
+                    <pic:cNvPicPr/>
+                  </pic:nvPicPr>
+                  <pic:blipFill>
+                    <a:blip xmlns:r="http://schemas.openxmlformats.org/officeDocument/2006/relationships" r:embed="rId1655587178">
+                      <a:extLst>
+                        <a:ext uri="{28A0092B-C50C-407E-A947-70E740481C1C}">
+                          <a14:useLocalDpi xmlns:a14="http://schemas.microsoft.com/office/drawing/2010/main"/>
+                        </a:ext>
+                      </a:extLst>
+                    </a:blip>
+                    <a:stretch>
+                      <a:fillRect/>
+                    </a:stretch>
+                  </pic:blipFill>
+                  <pic:spPr>
+                    <a:xfrm>
+                      <a:off x="0" y="0"/>
+                      <a:ext cx="5724525" cy="3267075"/>
+                    </a:xfrm>
+                    <a:prstGeom prst="rect">
+                      <a:avLst/>
+                    </a:prstGeom>
+                  </pic:spPr>
+                </pic:pic>
+              </a:graphicData>
+            </a:graphic>
+          </wp:inline>
+        </w:drawing>
+      </w:r>
+      <w:r>
+        <w:drawing>
+          <wp:inline wp14:editId="6D4D7B14" wp14:anchorId="5446AC7C">
+            <wp:extent cx="5724525" cy="3295650"/>
+            <wp:effectExtent l="0" t="0" r="0" b="0"/>
+            <wp:docPr id="638042678" name="drawing"/>
+            <wp:cNvGraphicFramePr>
+              <a:graphicFrameLocks noChangeAspect="1"/>
+            </wp:cNvGraphicFramePr>
+            <a:graphic>
+              <a:graphicData xmlns:a="http://schemas.openxmlformats.org/drawingml/2006/main" uri="http://schemas.openxmlformats.org/drawingml/2006/picture">
+                <pic:pic xmlns:pic="http://schemas.openxmlformats.org/drawingml/2006/picture">
+                  <pic:nvPicPr>
+                    <pic:cNvPr id="638042678" name="Picture 638042678"/>
+                    <pic:cNvPicPr/>
+                  </pic:nvPicPr>
+                  <pic:blipFill>
+                    <a:blip xmlns:r="http://schemas.openxmlformats.org/officeDocument/2006/relationships" r:embed="rId1522017205">
+                      <a:extLst>
+                        <a:ext uri="{28A0092B-C50C-407E-A947-70E740481C1C}">
+                          <a14:useLocalDpi xmlns:a14="http://schemas.microsoft.com/office/drawing/2010/main"/>
+                        </a:ext>
+                      </a:extLst>
+                    </a:blip>
+                    <a:stretch>
+                      <a:fillRect/>
+                    </a:stretch>
+                  </pic:blipFill>
+                  <pic:spPr>
+                    <a:xfrm>
+                      <a:off x="0" y="0"/>
+                      <a:ext cx="5724525" cy="3295650"/>
+                    </a:xfrm>
+                    <a:prstGeom prst="rect">
+                      <a:avLst/>
+                    </a:prstGeom>
+                  </pic:spPr>
+                </pic:pic>
+              </a:graphicData>
+            </a:graphic>
+          </wp:inline>
+        </w:drawing>
+      </w:r>
+    </w:p>
     <w:sectPr>
-      <w:pgSz w:w="11906" w:h="16838" w:code="9"/>
+      <w:pgSz w:w="11906" w:h="16838" w:orient="portrait" w:code="9"/>
       <w:pgMar w:top="1440" w:right="1440" w:bottom="1440" w:left="1440" w:header="709" w:footer="709" w:gutter="0"/>
       <w:pgBorders w:offsetFrom="page">
-        <w:top w:val="double" w:sz="4" w:space="24" w:color="auto"/>
-        <w:left w:val="double" w:sz="4" w:space="24" w:color="auto"/>
-        <w:bottom w:val="double" w:sz="4" w:space="24" w:color="auto"/>
-        <w:right w:val="double" w:sz="4" w:space="24" w:color="auto"/>
+        <w:top w:val="double" w:color="auto" w:sz="4" w:space="24"/>
+        <w:left w:val="double" w:color="auto" w:sz="4" w:space="24"/>
+        <w:bottom w:val="double" w:color="auto" w:sz="4" w:space="24"/>
+        <w:right w:val="double" w:color="auto" w:sz="4" w:space="24"/>
       </w:pgBorders>
       <w:cols w:space="708"/>
       <w:docGrid w:linePitch="360"/>
@@ -3590,7 +3797,7 @@
   <w:docDefaults>
     <w:rPrDefault>
       <w:rPr>
-        <w:rFonts w:ascii="Arial Nova" w:eastAsiaTheme="minorHAnsi" w:hAnsi="Arial Nova" w:cs="Arial"/>
+        <w:rFonts w:ascii="Arial Nova" w:hAnsi="Arial Nova" w:cs="Arial" w:eastAsiaTheme="minorHAnsi"/>
         <w:kern w:val="2"/>
         <w:sz w:val="24"/>
         <w:szCs w:val="24"/>
@@ -3607,14 +3814,14 @@
   <w:latentStyles w:defLockedState="0" w:defUIPriority="99" w:defSemiHidden="0" w:defUnhideWhenUsed="0" w:defQFormat="0" w:count="376">
     <w:lsdException w:name="Normal" w:uiPriority="0" w:qFormat="1"/>
     <w:lsdException w:name="heading 1" w:uiPriority="9" w:qFormat="1"/>
-    <w:lsdException w:name="heading 2" w:semiHidden="1" w:uiPriority="9" w:unhideWhenUsed="1" w:qFormat="1"/>
-    <w:lsdException w:name="heading 3" w:semiHidden="1" w:uiPriority="9" w:unhideWhenUsed="1" w:qFormat="1"/>
-    <w:lsdException w:name="heading 4" w:semiHidden="1" w:uiPriority="9" w:unhideWhenUsed="1" w:qFormat="1"/>
-    <w:lsdException w:name="heading 5" w:semiHidden="1" w:uiPriority="9" w:unhideWhenUsed="1" w:qFormat="1"/>
-    <w:lsdException w:name="heading 6" w:semiHidden="1" w:uiPriority="9" w:unhideWhenUsed="1" w:qFormat="1"/>
-    <w:lsdException w:name="heading 7" w:semiHidden="1" w:uiPriority="9" w:unhideWhenUsed="1" w:qFormat="1"/>
-    <w:lsdException w:name="heading 8" w:semiHidden="1" w:uiPriority="9" w:unhideWhenUsed="1" w:qFormat="1"/>
-    <w:lsdException w:name="heading 9" w:semiHidden="1" w:uiPriority="9" w:unhideWhenUsed="1" w:qFormat="1"/>
+    <w:lsdException w:name="heading 2" w:uiPriority="9" w:semiHidden="1" w:unhideWhenUsed="1" w:qFormat="1"/>
+    <w:lsdException w:name="heading 3" w:uiPriority="9" w:semiHidden="1" w:unhideWhenUsed="1" w:qFormat="1"/>
+    <w:lsdException w:name="heading 4" w:uiPriority="9" w:semiHidden="1" w:unhideWhenUsed="1" w:qFormat="1"/>
+    <w:lsdException w:name="heading 5" w:uiPriority="9" w:semiHidden="1" w:unhideWhenUsed="1" w:qFormat="1"/>
+    <w:lsdException w:name="heading 6" w:uiPriority="9" w:semiHidden="1" w:unhideWhenUsed="1" w:qFormat="1"/>
+    <w:lsdException w:name="heading 7" w:uiPriority="9" w:semiHidden="1" w:unhideWhenUsed="1" w:qFormat="1"/>
+    <w:lsdException w:name="heading 8" w:uiPriority="9" w:semiHidden="1" w:unhideWhenUsed="1" w:qFormat="1"/>
+    <w:lsdException w:name="heading 9" w:uiPriority="9" w:semiHidden="1" w:unhideWhenUsed="1" w:qFormat="1"/>
     <w:lsdException w:name="index 1" w:semiHidden="1" w:unhideWhenUsed="1"/>
     <w:lsdException w:name="index 2" w:semiHidden="1" w:unhideWhenUsed="1"/>
     <w:lsdException w:name="index 3" w:semiHidden="1" w:unhideWhenUsed="1"/>
@@ -3624,22 +3831,22 @@
     <w:lsdException w:name="index 7" w:semiHidden="1" w:unhideWhenUsed="1"/>
     <w:lsdException w:name="index 8" w:semiHidden="1" w:unhideWhenUsed="1"/>
     <w:lsdException w:name="index 9" w:semiHidden="1" w:unhideWhenUsed="1"/>
-    <w:lsdException w:name="toc 1" w:semiHidden="1" w:uiPriority="39" w:unhideWhenUsed="1"/>
-    <w:lsdException w:name="toc 2" w:semiHidden="1" w:uiPriority="39" w:unhideWhenUsed="1"/>
-    <w:lsdException w:name="toc 3" w:semiHidden="1" w:uiPriority="39" w:unhideWhenUsed="1"/>
-    <w:lsdException w:name="toc 4" w:semiHidden="1" w:uiPriority="39" w:unhideWhenUsed="1"/>
-    <w:lsdException w:name="toc 5" w:semiHidden="1" w:uiPriority="39" w:unhideWhenUsed="1"/>
-    <w:lsdException w:name="toc 6" w:semiHidden="1" w:uiPriority="39" w:unhideWhenUsed="1"/>
-    <w:lsdException w:name="toc 7" w:semiHidden="1" w:uiPriority="39" w:unhideWhenUsed="1"/>
-    <w:lsdException w:name="toc 8" w:semiHidden="1" w:uiPriority="39" w:unhideWhenUsed="1"/>
-    <w:lsdException w:name="toc 9" w:semiHidden="1" w:uiPriority="39" w:unhideWhenUsed="1"/>
+    <w:lsdException w:name="toc 1" w:uiPriority="39" w:semiHidden="1" w:unhideWhenUsed="1"/>
+    <w:lsdException w:name="toc 2" w:uiPriority="39" w:semiHidden="1" w:unhideWhenUsed="1"/>
+    <w:lsdException w:name="toc 3" w:uiPriority="39" w:semiHidden="1" w:unhideWhenUsed="1"/>
+    <w:lsdException w:name="toc 4" w:uiPriority="39" w:semiHidden="1" w:unhideWhenUsed="1"/>
+    <w:lsdException w:name="toc 5" w:uiPriority="39" w:semiHidden="1" w:unhideWhenUsed="1"/>
+    <w:lsdException w:name="toc 6" w:uiPriority="39" w:semiHidden="1" w:unhideWhenUsed="1"/>
+    <w:lsdException w:name="toc 7" w:uiPriority="39" w:semiHidden="1" w:unhideWhenUsed="1"/>
+    <w:lsdException w:name="toc 8" w:uiPriority="39" w:semiHidden="1" w:unhideWhenUsed="1"/>
+    <w:lsdException w:name="toc 9" w:uiPriority="39" w:semiHidden="1" w:unhideWhenUsed="1"/>
     <w:lsdException w:name="Normal Indent" w:semiHidden="1" w:unhideWhenUsed="1"/>
     <w:lsdException w:name="footnote text" w:semiHidden="1" w:unhideWhenUsed="1"/>
     <w:lsdException w:name="annotation text" w:semiHidden="1" w:unhideWhenUsed="1"/>
     <w:lsdException w:name="header" w:semiHidden="1" w:unhideWhenUsed="1"/>
     <w:lsdException w:name="footer" w:semiHidden="1" w:unhideWhenUsed="1"/>
     <w:lsdException w:name="index heading" w:semiHidden="1" w:unhideWhenUsed="1"/>
-    <w:lsdException w:name="caption" w:semiHidden="1" w:uiPriority="35" w:unhideWhenUsed="1" w:qFormat="1"/>
+    <w:lsdException w:name="caption" w:uiPriority="35" w:semiHidden="1" w:unhideWhenUsed="1" w:qFormat="1"/>
     <w:lsdException w:name="table of figures" w:semiHidden="1" w:unhideWhenUsed="1"/>
     <w:lsdException w:name="envelope address" w:semiHidden="1" w:unhideWhenUsed="1"/>
     <w:lsdException w:name="envelope return" w:semiHidden="1" w:unhideWhenUsed="1"/>
@@ -3670,7 +3877,7 @@
     <w:lsdException w:name="Title" w:uiPriority="10" w:qFormat="1"/>
     <w:lsdException w:name="Closing" w:semiHidden="1" w:unhideWhenUsed="1"/>
     <w:lsdException w:name="Signature" w:semiHidden="1" w:unhideWhenUsed="1"/>
-    <w:lsdException w:name="Default Paragraph Font" w:semiHidden="1" w:uiPriority="1" w:unhideWhenUsed="1"/>
+    <w:lsdException w:name="Default Paragraph Font" w:uiPriority="1" w:semiHidden="1" w:unhideWhenUsed="1"/>
     <w:lsdException w:name="Body Text" w:semiHidden="1" w:unhideWhenUsed="1"/>
     <w:lsdException w:name="Body Text Indent" w:semiHidden="1" w:unhideWhenUsed="1"/>
     <w:lsdException w:name="List Continue" w:semiHidden="1" w:unhideWhenUsed="1"/>
@@ -3870,8 +4077,8 @@
     <w:lsdException w:name="Subtle Reference" w:uiPriority="31" w:qFormat="1"/>
     <w:lsdException w:name="Intense Reference" w:uiPriority="32" w:qFormat="1"/>
     <w:lsdException w:name="Book Title" w:uiPriority="33" w:qFormat="1"/>
-    <w:lsdException w:name="Bibliography" w:semiHidden="1" w:uiPriority="37" w:unhideWhenUsed="1"/>
-    <w:lsdException w:name="TOC Heading" w:semiHidden="1" w:uiPriority="39" w:unhideWhenUsed="1" w:qFormat="1"/>
+    <w:lsdException w:name="Bibliography" w:uiPriority="37" w:semiHidden="1" w:unhideWhenUsed="1"/>
+    <w:lsdException w:name="TOC Heading" w:uiPriority="39" w:semiHidden="1" w:unhideWhenUsed="1" w:qFormat="1"/>
     <w:lsdException w:name="Plain Table 1" w:uiPriority="41"/>
     <w:lsdException w:name="Plain Table 2" w:uiPriority="42"/>
     <w:lsdException w:name="Plain Table 3" w:uiPriority="43"/>
@@ -3982,17 +4189,17 @@
     <w:lsdException w:name="Unresolved Mention" w:semiHidden="1" w:unhideWhenUsed="1"/>
     <w:lsdException w:name="Smart Link" w:semiHidden="1" w:unhideWhenUsed="1"/>
   </w:latentStyles>
-  <w:style w:type="paragraph" w:default="1" w:styleId="Normal">
+  <w:style w:type="paragraph" w:styleId="Normal" w:default="1">
     <w:name w:val="Normal"/>
     <w:qFormat/>
   </w:style>
-  <w:style w:type="character" w:default="1" w:styleId="DefaultParagraphFont">
+  <w:style w:type="character" w:styleId="DefaultParagraphFont" w:default="1">
     <w:name w:val="Default Paragraph Font"/>
     <w:uiPriority w:val="1"/>
     <w:semiHidden/>
     <w:unhideWhenUsed/>
   </w:style>
-  <w:style w:type="table" w:default="1" w:styleId="TableNormal">
+  <w:style w:type="table" w:styleId="TableNormal" w:default="1">
     <w:name w:val="Normal Table"/>
     <w:uiPriority w:val="99"/>
     <w:semiHidden/>
@@ -4007,7 +4214,7 @@
       </w:tblCellMar>
     </w:tblPr>
   </w:style>
-  <w:style w:type="numbering" w:default="1" w:styleId="NoList">
+  <w:style w:type="numbering" w:styleId="NoList" w:default="1">
     <w:name w:val="No List"/>
     <w:uiPriority w:val="99"/>
     <w:semiHidden/>
@@ -4023,12 +4230,12 @@
     </w:pPr>
     <w:tblPr>
       <w:tblBorders>
-        <w:top w:val="single" w:sz="4" w:space="0" w:color="auto"/>
-        <w:left w:val="single" w:sz="4" w:space="0" w:color="auto"/>
-        <w:bottom w:val="single" w:sz="4" w:space="0" w:color="auto"/>
-        <w:right w:val="single" w:sz="4" w:space="0" w:color="auto"/>
-        <w:insideH w:val="single" w:sz="4" w:space="0" w:color="auto"/>
-        <w:insideV w:val="single" w:sz="4" w:space="0" w:color="auto"/>
+        <w:top w:val="single" w:color="auto" w:sz="4" w:space="0"/>
+        <w:left w:val="single" w:color="auto" w:sz="4" w:space="0"/>
+        <w:bottom w:val="single" w:color="auto" w:sz="4" w:space="0"/>
+        <w:right w:val="single" w:color="auto" w:sz="4" w:space="0"/>
+        <w:insideH w:val="single" w:color="auto" w:sz="4" w:space="0"/>
+        <w:insideV w:val="single" w:color="auto" w:sz="4" w:space="0"/>
       </w:tblBorders>
     </w:tblPr>
   </w:style>
@@ -4043,7 +4250,7 @@
       <w:contextualSpacing/>
     </w:pPr>
   </w:style>
-  <w:style w:type="paragraph" w:customStyle="1" w:styleId="Default">
+  <w:style w:type="paragraph" w:styleId="Default" w:customStyle="1">
     <w:name w:val="Default"/>
     <w:rsid w:val="00F719E2"/>
     <w:pPr>
@@ -4056,6 +4263,17 @@
       <w:rFonts w:ascii="Calibri" w:hAnsi="Calibri" w:cs="Calibri"/>
       <w:color w:val="000000"/>
       <w:kern w:val="0"/>
+    </w:rPr>
+  </w:style>
+  <w:style w:type="character" w:styleId="Hyperlink">
+    <w:uiPriority w:val="99"/>
+    <w:name w:val="Hyperlink"/>
+    <w:basedOn w:val="DefaultParagraphFont"/>
+    <w:unhideWhenUsed/>
+    <w:rsid w:val="3372C45D"/>
+    <w:rPr>
+      <w:color w:val="0563C1"/>
+      <w:u w:val="single"/>
     </w:rPr>
   </w:style>
 </w:styles>
@@ -7317,7 +7535,7 @@
 </file>
 
 <file path=word/theme/theme1.xml><?xml version="1.0" encoding="utf-8"?>
-<a:theme xmlns:a="http://schemas.openxmlformats.org/drawingml/2006/main" name="Office Theme">
+<a:theme xmlns:a="http://schemas.openxmlformats.org/drawingml/2006/main" xmlns:thm15="http://schemas.microsoft.com/office/thememl/2012/main" name="Office Theme">
   <a:themeElements>
     <a:clrScheme name="Office">
       <a:dk1>
